--- a/Geschichte_11/Stunde_Kleisthenes/Mystery_Loesung_Verbindungen.docx
+++ b/Geschichte_11/Stunde_Kleisthenes/Mystery_Loesung_Verbindungen.docx
@@ -231,11 +231,22 @@
             <w:r>
               <w:rPr>
                 <w:rFonts w:ascii="Calibri" w:cs="Calibri" w:eastAsia="Calibri" w:hAnsi="Calibri"/>
+                <w:b/>
+                <w:bCs/>
+                <w:color w:val="AD4426"/>
+                <w:sz w:val="20"/>
+                <w:szCs w:val="20"/>
+              </w:rPr>
+              <w:t xml:space="preserve">Aber </w:t>
+            </w:r>
+            <w:r>
+              <w:rPr>
+                <w:rFonts w:ascii="Calibri" w:cs="Calibri" w:eastAsia="Calibri" w:hAnsi="Calibri"/>
                 <w:color w:val="2B2318"/>
                 <w:sz w:val="19"/>
                 <w:szCs w:val="19"/>
               </w:rPr>
-              <w:t xml:space="preserve">Bisher waren alle Athener in vier alte Phylen eingeteilt, die nach Familien und Abstammung gebildet waren. Dort gaben die großen Adelsfamilien den Ton an: Wer zu einer Familie hielt, stimmte mit ihr. In der Volksversammlung wird offen mit Handzeichen abgestimmt – jeder sieht, wie sein Nachbar stimmt.</w:t>
+              <w:t xml:space="preserve">die großen Adelsfamilien geben in den vier alten Phylen den Ton an. Diese Phylen sind nach Familien und Abstammung gebildet: Wer zu einer Familie hält, stimmt mit ihr. In der Volksversammlung wird offen mit Handzeichen abgestimmt – jeder sieht, wie sein Nachbar stimmt.</w:t>
             </w:r>
           </w:p>
         </w:tc>
@@ -341,11 +352,22 @@
             <w:r>
               <w:rPr>
                 <w:rFonts w:ascii="Calibri" w:cs="Calibri" w:eastAsia="Calibri" w:hAnsi="Calibri"/>
+                <w:b/>
+                <w:bCs/>
+                <w:color w:val="AD4426"/>
+                <w:sz w:val="20"/>
+                <w:szCs w:val="20"/>
+              </w:rPr>
+              <w:t xml:space="preserve">Doch dann </w:t>
+            </w:r>
+            <w:r>
+              <w:rPr>
+                <w:rFonts w:ascii="Calibri" w:cs="Calibri" w:eastAsia="Calibri" w:hAnsi="Calibri"/>
                 <w:color w:val="2B2318"/>
                 <w:sz w:val="19"/>
                 <w:szCs w:val="19"/>
               </w:rPr>
-              <w:t xml:space="preserve">510 v. Chr. wird der Tyrann Hippias aus Athen vertrieben. Danach kämpfen zwei Adlige um die Führung: Isagoras und Kleisthenes aus der Familie der Alkmeoniden. Um gegen Isagoras zu gewinnen, sucht Kleisthenes die Unterstützung des Volkes.</w:t>
+              <w:t xml:space="preserve">wird 510 v. Chr. der Tyrann Hippias aus Athen vertrieben. Zwei Adlige kämpfen nun um die Führung: Isagoras und Kleisthenes aus der Familie der Alkmeoniden. Um gegen Isagoras zu gewinnen, sucht Kleisthenes die Unterstützung des Volkes.</w:t>
             </w:r>
           </w:p>
         </w:tc>
@@ -451,11 +473,22 @@
             <w:r>
               <w:rPr>
                 <w:rFonts w:ascii="Calibri" w:cs="Calibri" w:eastAsia="Calibri" w:hAnsi="Calibri"/>
+                <w:b/>
+                <w:bCs/>
+                <w:color w:val="AD4426"/>
+                <w:sz w:val="20"/>
+                <w:szCs w:val="20"/>
+              </w:rPr>
+              <w:t xml:space="preserve">Daraufhin </w:t>
+            </w:r>
+            <w:r>
+              <w:rPr>
+                <w:rFonts w:ascii="Calibri" w:cs="Calibri" w:eastAsia="Calibri" w:hAnsi="Calibri"/>
                 <w:color w:val="2B2318"/>
                 <w:sz w:val="19"/>
                 <w:szCs w:val="19"/>
               </w:rPr>
-              <w:t xml:space="preserve">Isagoras holt Truppen aus Sparta zu Hilfe, Kleisthenes muss Athen verlassen. Doch das Volk erhebt sich, belagert die Spartaner auf der Akropolis und zwingt sie zum Abzug. Kleisthenes kehrt zurück und setzt 508/07 v. Chr. seine Reform durch.</w:t>
+              <w:t xml:space="preserve">holt Isagoras Truppen aus Sparta zu Hilfe, und Kleisthenes muss Athen verlassen. Doch das Volk erhebt sich, belagert die Spartaner auf der Akropolis und zwingt sie zum Abzug. Kleisthenes kehrt zurück und setzt 508/07 v. Chr. seine Reform durch.</w:t>
             </w:r>
           </w:p>
         </w:tc>
@@ -561,11 +594,22 @@
             <w:r>
               <w:rPr>
                 <w:rFonts w:ascii="Calibri" w:cs="Calibri" w:eastAsia="Calibri" w:hAnsi="Calibri"/>
+                <w:b/>
+                <w:bCs/>
+                <w:color w:val="AD4426"/>
+                <w:sz w:val="20"/>
+                <w:szCs w:val="20"/>
+              </w:rPr>
+              <w:t xml:space="preserve">Danach </w:t>
+            </w:r>
+            <w:r>
+              <w:rPr>
+                <w:rFonts w:ascii="Calibri" w:cs="Calibri" w:eastAsia="Calibri" w:hAnsi="Calibri"/>
                 <w:color w:val="2B2318"/>
                 <w:sz w:val="19"/>
                 <w:szCs w:val="19"/>
               </w:rPr>
-              <w:t xml:space="preserve">Kleisthenes teilt Attika in drei Gebiete: Stadt, Küste und Binnenland. Jedes Gebiet besteht aus zehn Bezirken, den Trittyen; jede Trittys umfasst mehrere Demen (Dorfgemeinden). Bürger ist, wer in der Liste seines Demos steht. Man nennt sich nach dem Demos – „Lysias aus Paiania“ –, nicht mehr nach Vater und Familie.</w:t>
+              <w:t xml:space="preserve">teilt Kleisthenes Attika in drei Gebiete ein: Stadt, Küste und Binnenland. Jedes Gebiet besteht aus zehn Bezirken, den Trittyen; jede Trittys umfasst mehrere Demen (Dorfgemeinden). Bürger ist, wer in der Liste seines Demos steht. Man nennt sich nach dem Demos – „Lysias aus Paiania“ –, nicht mehr nach Vater und Familie.</w:t>
             </w:r>
           </w:p>
         </w:tc>
@@ -671,11 +715,22 @@
             <w:r>
               <w:rPr>
                 <w:rFonts w:ascii="Calibri" w:cs="Calibri" w:eastAsia="Calibri" w:hAnsi="Calibri"/>
+                <w:b/>
+                <w:bCs/>
+                <w:color w:val="AD4426"/>
+                <w:sz w:val="20"/>
+                <w:szCs w:val="20"/>
+              </w:rPr>
+              <w:t xml:space="preserve">Daraus </w:t>
+            </w:r>
+            <w:r>
+              <w:rPr>
+                <w:rFonts w:ascii="Calibri" w:cs="Calibri" w:eastAsia="Calibri" w:hAnsi="Calibri"/>
                 <w:color w:val="2B2318"/>
                 <w:sz w:val="19"/>
                 <w:szCs w:val="19"/>
               </w:rPr>
-              <w:t xml:space="preserve">Aus den Trittyen bildet Kleisthenes zehn neue Phylen. Jede Phyle bekommt durch das Los je eine Trittys aus der Stadt, eine von der Küste und eine aus dem Binnenland. Die Anhänger von Lysias' Nachbarn wohnen in vielen Dörfern des Binnenlandes – nach der Reform gehören diese Dörfer zu verschiedenen Phylen.</w:t>
+              <w:t xml:space="preserve">bildet Kleisthenes zehn neue Phylen. Jede Phyle bekommt durch das Los je eine Trittys aus der Stadt, eine von der Küste und eine aus dem Binnenland. Die Anhänger von Lysias' Nachbarn wohnen in vielen Dörfern des Binnenlandes – nach der Reform gehören diese Dörfer zu verschiedenen Phylen.</w:t>
             </w:r>
           </w:p>
         </w:tc>
@@ -781,11 +836,22 @@
             <w:r>
               <w:rPr>
                 <w:rFonts w:ascii="Calibri" w:cs="Calibri" w:eastAsia="Calibri" w:hAnsi="Calibri"/>
+                <w:b/>
+                <w:bCs/>
+                <w:color w:val="AD4426"/>
+                <w:sz w:val="20"/>
+                <w:szCs w:val="20"/>
+              </w:rPr>
+              <w:t xml:space="preserve">Dadurch </w:t>
+            </w:r>
+            <w:r>
+              <w:rPr>
+                <w:rFonts w:ascii="Calibri" w:cs="Calibri" w:eastAsia="Calibri" w:hAnsi="Calibri"/>
                 <w:color w:val="2B2318"/>
                 <w:sz w:val="19"/>
                 <w:szCs w:val="19"/>
               </w:rPr>
-              <w:t xml:space="preserve">Lysias gehört jetzt zur Phyle Pandionis, zusammen mit Fischern von der Küste und Handwerkern aus der Stadt, die seinen Nachbarn gar nicht kennen. Jede Phyle schickt 50 Männer in den neuen Rat der 500, der die Volksversammlung vorbereitet. Auch das Heer wird nach Phylen aufgestellt: Lysias kämpft Seite an Seite mit Männern aus allen Gebieten.</w:t>
+              <w:t xml:space="preserve">gehört Lysias jetzt zur Phyle Pandionis, zusammen mit Fischern von der Küste und Handwerkern aus der Stadt, die seinen Nachbarn gar nicht kennen. Jede Phyle schickt 50 Männer in den neuen Rat der 500, der die Volksversammlung vorbereitet. Auch das Heer wird nach Phylen aufgestellt: Lysias kämpft Seite an Seite mit Männern aus allen Gebieten.</w:t>
             </w:r>
           </w:p>
         </w:tc>
@@ -817,7 +883,7 @@
           <w:sz w:val="24"/>
           <w:szCs w:val="24"/>
         </w:rPr>
-        <w:t xml:space="preserve">deshalb</w:t>
+        <w:t xml:space="preserve">deshalb (eure Antwort)</w:t>
       </w:r>
     </w:p>
     <w:tbl>
@@ -881,7 +947,7 @@
                 <w:sz w:val="20"/>
                 <w:szCs w:val="20"/>
               </w:rPr>
-              <w:t xml:space="preserve">Lysias ist nicht mehr an seinen Adelsherrn gebunden – er kann sein Stimmrecht frei nutzen. Kleisthenes hat nicht die Rechte verändert (die gab schon Solon), sondern die Bindungen an die Adelsfamilien.</w:t>
+              <w:t xml:space="preserve">Deshalb ist Lysias nicht mehr an seinen Adelsherrn gebunden – er kann sein Stimmrecht frei nutzen. Kleisthenes hat nicht die Rechte verändert (die gab schon Solon), sondern die Bindungen an die Adelsfamilien.</w:t>
             </w:r>
           </w:p>
         </w:tc>
@@ -998,11 +1064,22 @@
             <w:r>
               <w:rPr>
                 <w:rFonts w:ascii="Calibri" w:cs="Calibri" w:eastAsia="Calibri" w:hAnsi="Calibri"/>
+                <w:b/>
+                <w:bCs/>
+                <w:color w:val="AD4426"/>
+                <w:sz w:val="20"/>
+                <w:szCs w:val="20"/>
+              </w:rPr>
+              <w:t xml:space="preserve">Außerdem </w:t>
+            </w:r>
+            <w:r>
+              <w:rPr>
+                <w:rFonts w:ascii="Calibri" w:cs="Calibri" w:eastAsia="Calibri" w:hAnsi="Calibri"/>
                 <w:color w:val="2B2318"/>
                 <w:sz w:val="19"/>
                 <w:szCs w:val="19"/>
               </w:rPr>
-              <w:t xml:space="preserve">Mit dem Ostrakismos (Scherbengericht) kann das Volk einen Mann, der zu mächtig wird, für zehn Jahre aus Athen verbannen. Jeder Bürger ritzt dazu einen Namen auf eine Tonscherbe. Vermögen und Bürgerrecht behält der Verbannte.</w:t>
+              <w:t xml:space="preserve">kann das Volk mit dem Ostrakismos (Scherbengericht) einen Mann, der zu mächtig wird, für zehn Jahre aus Athen verbannen. Jeder Bürger ritzt dazu einen Namen auf eine Tonscherbe. Vermögen und Bürgerrecht behält der Verbannte.</w:t>
             </w:r>
           </w:p>
         </w:tc>
